--- a/VIUS/Отчеты/Отчет 9.04.26/Есаулов ВА 23 Отчёт 09_марта 09_апреля 2026.docx
+++ b/VIUS/Отчеты/Отчет 9.04.26/Есаулов ВА 23 Отчёт 09_марта 09_апреля 2026.docx
@@ -388,17 +388,72 @@
                 <w:sz w:val="18"/>
                 <w:szCs w:val="18"/>
               </w:rPr>
-              <w:t>Разработка методики параметрического построения C²-гладких образующих на основе хордальной параметризации и сглаживающих квинтических сплайнов для геометрического моделирования процессов намотки</w:t>
-            </w:r>
-          </w:p>
-          <w:p>
-            <w:pPr>
-              <w:rPr>
-                <w:rFonts w:ascii="Times New Roman" w:hAnsi="Times New Roman" w:cs="Times New Roman"/>
-                <w:sz w:val="18"/>
-                <w:szCs w:val="18"/>
-              </w:rPr>
-            </w:pPr>
+              <w:t xml:space="preserve">Разработка методики </w:t>
+            </w:r>
+            <w:r>
+              <w:rPr>
+                <w:rFonts w:ascii="Times New Roman" w:hAnsi="Times New Roman" w:cs="Times New Roman"/>
+                <w:sz w:val="18"/>
+                <w:szCs w:val="18"/>
+              </w:rPr>
+              <w:t>решения о</w:t>
+            </w:r>
+            <w:r>
+              <w:rPr>
+                <w:rFonts w:ascii="Times New Roman" w:hAnsi="Times New Roman" w:cs="Times New Roman"/>
+                <w:sz w:val="18"/>
+                <w:szCs w:val="18"/>
+              </w:rPr>
+              <w:t>братн</w:t>
+            </w:r>
+            <w:r>
+              <w:rPr>
+                <w:rFonts w:ascii="Times New Roman" w:hAnsi="Times New Roman" w:cs="Times New Roman"/>
+                <w:sz w:val="18"/>
+                <w:szCs w:val="18"/>
+              </w:rPr>
+              <w:t>ой</w:t>
+            </w:r>
+            <w:r>
+              <w:rPr>
+                <w:rFonts w:ascii="Times New Roman" w:hAnsi="Times New Roman" w:cs="Times New Roman"/>
+                <w:sz w:val="18"/>
+                <w:szCs w:val="18"/>
+              </w:rPr>
+              <w:t xml:space="preserve"> задач</w:t>
+            </w:r>
+            <w:r>
+              <w:rPr>
+                <w:rFonts w:ascii="Times New Roman" w:hAnsi="Times New Roman" w:cs="Times New Roman"/>
+                <w:sz w:val="18"/>
+                <w:szCs w:val="18"/>
+              </w:rPr>
+              <w:t>и</w:t>
+            </w:r>
+            <w:r>
+              <w:rPr>
+                <w:rFonts w:ascii="Times New Roman" w:hAnsi="Times New Roman" w:cs="Times New Roman"/>
+                <w:sz w:val="18"/>
+                <w:szCs w:val="18"/>
+              </w:rPr>
+              <w:t xml:space="preserve"> намотки</w:t>
+            </w:r>
+            <w:r>
+              <w:rPr>
+                <w:rFonts w:ascii="Times New Roman" w:hAnsi="Times New Roman" w:cs="Times New Roman"/>
+                <w:sz w:val="18"/>
+                <w:szCs w:val="18"/>
+              </w:rPr>
+              <w:t xml:space="preserve"> на основе алгоритма</w:t>
+            </w:r>
+            <w:r>
+              <w:rPr>
+                <w:rFonts w:ascii="Times New Roman" w:hAnsi="Times New Roman" w:cs="Times New Roman"/>
+                <w:sz w:val="18"/>
+                <w:szCs w:val="18"/>
+              </w:rPr>
+              <w:t xml:space="preserve"> предиктор–корректор с DAE-дифференцированием связи и адаптивной бисекцией</w:t>
+            </w:r>
           </w:p>
         </w:tc>
         <w:tc>
@@ -487,31 +542,7 @@
                 <w:szCs w:val="18"/>
                 <w:lang w:val="en-US"/>
               </w:rPr>
-              <w:t>Matlab</w:t>
-            </w:r>
-            <w:r>
-              <w:rPr>
-                <w:rFonts w:ascii="Times New Roman" w:hAnsi="Times New Roman" w:cs="Times New Roman"/>
-                <w:sz w:val="18"/>
-                <w:szCs w:val="18"/>
-              </w:rPr>
-              <w:t xml:space="preserve"> </w:t>
-            </w:r>
-            <w:r>
-              <w:rPr>
-                <w:rFonts w:ascii="Times New Roman" w:hAnsi="Times New Roman" w:cs="Times New Roman"/>
-                <w:sz w:val="18"/>
-                <w:szCs w:val="18"/>
-              </w:rPr>
-              <w:t>построения C²-гладких образующих на основе сглаживающих квинтических сплайнов с хордальной параметризацией и оптимизацией энергии изгиба</w:t>
-            </w:r>
-            <w:r>
-              <w:rPr>
-                <w:rFonts w:ascii="Times New Roman" w:hAnsi="Times New Roman" w:cs="Times New Roman"/>
-                <w:sz w:val="18"/>
-                <w:szCs w:val="18"/>
-              </w:rPr>
-              <w:t xml:space="preserve"> </w:t>
+              <w:t>Python</w:t>
             </w:r>
           </w:p>
           <w:p>
@@ -550,31 +581,56 @@
                 <w:sz w:val="18"/>
                 <w:szCs w:val="18"/>
               </w:rPr>
-              <w:t>Материалы работы по состоянию на 07.04.2026 доступны по адресу Z:\Люди\Мохов Василий Александрович\</w:t>
-            </w:r>
-            <w:r>
-              <w:rPr>
-                <w:rFonts w:ascii="Times New Roman" w:hAnsi="Times New Roman" w:cs="Times New Roman"/>
-                <w:sz w:val="18"/>
-                <w:szCs w:val="18"/>
-              </w:rPr>
-              <w:t xml:space="preserve">Расчет </w:t>
-            </w:r>
-            <w:r>
-              <w:rPr>
-                <w:rFonts w:ascii="Times New Roman" w:hAnsi="Times New Roman" w:cs="Times New Roman"/>
-                <w:sz w:val="18"/>
-                <w:szCs w:val="18"/>
-              </w:rPr>
-              <w:t xml:space="preserve">параметрического представления </w:t>
-            </w:r>
-            <w:r>
-              <w:rPr>
-                <w:rFonts w:ascii="Times New Roman" w:hAnsi="Times New Roman" w:cs="Times New Roman"/>
-                <w:sz w:val="18"/>
-                <w:szCs w:val="18"/>
-              </w:rPr>
-              <w:t>образующей</w:t>
+              <w:t>Материалы работы по состоянию на 07.04.2026 доступны по адресу Z:\Люди\</w:t>
+            </w:r>
+            <w:r>
+              <w:rPr>
+                <w:rFonts w:ascii="Times New Roman" w:hAnsi="Times New Roman" w:cs="Times New Roman"/>
+                <w:sz w:val="18"/>
+                <w:szCs w:val="18"/>
+              </w:rPr>
+              <w:t>Есаулов</w:t>
+            </w:r>
+            <w:r>
+              <w:rPr>
+                <w:rFonts w:ascii="Times New Roman" w:hAnsi="Times New Roman" w:cs="Times New Roman"/>
+                <w:sz w:val="18"/>
+                <w:szCs w:val="18"/>
+              </w:rPr>
+              <w:t xml:space="preserve"> Василий Александрович\</w:t>
+            </w:r>
+            <w:r>
+              <w:rPr>
+                <w:rFonts w:ascii="Times New Roman" w:hAnsi="Times New Roman" w:cs="Times New Roman"/>
+                <w:sz w:val="18"/>
+                <w:szCs w:val="18"/>
+              </w:rPr>
+              <w:t xml:space="preserve">Расчет обратной задачи на основе </w:t>
+            </w:r>
+            <w:r>
+              <w:rPr>
+                <w:rFonts w:ascii="Times New Roman" w:hAnsi="Times New Roman" w:cs="Times New Roman"/>
+                <w:sz w:val="18"/>
+                <w:szCs w:val="18"/>
+                <w:lang w:val="en-US"/>
+              </w:rPr>
+              <w:t>DAE</w:t>
+            </w:r>
+            <w:r>
+              <w:rPr>
+                <w:rFonts w:ascii="Times New Roman" w:hAnsi="Times New Roman" w:cs="Times New Roman"/>
+                <w:sz w:val="18"/>
+                <w:szCs w:val="18"/>
+              </w:rPr>
+              <w:t>-</w:t>
+            </w:r>
+            <w:r>
+              <w:rPr>
+                <w:rFonts w:ascii="Times New Roman" w:hAnsi="Times New Roman" w:cs="Times New Roman"/>
+                <w:sz w:val="18"/>
+                <w:szCs w:val="18"/>
+              </w:rPr>
+              <w:t>подхода</w:t>
             </w:r>
           </w:p>
         </w:tc>
@@ -596,7 +652,7 @@
                 <w:sz w:val="18"/>
                 <w:szCs w:val="18"/>
               </w:rPr>
-              <w:t>09.03.2026 г.</w:t>
+              <w:t>20.04.2026 г.</w:t>
             </w:r>
             <w:r>
               <w:rPr>
@@ -613,7 +669,7 @@
                 <w:szCs w:val="18"/>
               </w:rPr>
               <w:br/>
-              <w:t>07.04.2026 г.</w:t>
+              <w:t>27.04.2026 г.</w:t>
             </w:r>
           </w:p>
         </w:tc>
@@ -686,7 +742,7 @@
                 <w:sz w:val="18"/>
                 <w:szCs w:val="18"/>
               </w:rPr>
-              <w:t>Методика параметрического синтеза C²-гладких образующих в полярных координатах на основе сглаживающих квинтических сплайнов и хордальной параметризации»</w:t>
+              <w:t>Разработка численного эксперимента оценки линии укладки по изменению обобщенных координат раздатчика станка</w:t>
             </w:r>
           </w:p>
         </w:tc>
@@ -713,55 +769,32 @@
                 <w:sz w:val="18"/>
                 <w:szCs w:val="18"/>
               </w:rPr>
-              <w:t>Предложенн</w:t>
-            </w:r>
-            <w:r>
-              <w:rPr>
-                <w:rFonts w:ascii="Times New Roman" w:hAnsi="Times New Roman" w:cs="Times New Roman"/>
-                <w:sz w:val="18"/>
-                <w:szCs w:val="18"/>
-              </w:rPr>
-              <w:t xml:space="preserve">ая методика основана на параметризации элементов образующей в </w:t>
-            </w:r>
-            <w:r>
-              <w:rPr>
-                <w:rFonts w:ascii="Times New Roman" w:hAnsi="Times New Roman" w:cs="Times New Roman"/>
-                <w:sz w:val="18"/>
-                <w:szCs w:val="18"/>
-              </w:rPr>
-              <w:t>полярно</w:t>
-            </w:r>
-            <w:r>
-              <w:rPr>
-                <w:rFonts w:ascii="Times New Roman" w:hAnsi="Times New Roman" w:cs="Times New Roman"/>
-                <w:sz w:val="18"/>
-                <w:szCs w:val="18"/>
-              </w:rPr>
-              <w:t>м</w:t>
-            </w:r>
-            <w:r>
-              <w:rPr>
-                <w:rFonts w:ascii="Times New Roman" w:hAnsi="Times New Roman" w:cs="Times New Roman"/>
-                <w:sz w:val="18"/>
-                <w:szCs w:val="18"/>
-              </w:rPr>
-              <w:t xml:space="preserve"> бази</w:t>
-            </w:r>
-            <w:r>
-              <w:rPr>
-                <w:rFonts w:ascii="Times New Roman" w:hAnsi="Times New Roman" w:cs="Times New Roman"/>
-                <w:sz w:val="18"/>
-                <w:szCs w:val="18"/>
-              </w:rPr>
-              <w:t>се</w:t>
-            </w:r>
-            <w:r>
-              <w:rPr>
-                <w:rFonts w:ascii="Times New Roman" w:hAnsi="Times New Roman" w:cs="Times New Roman"/>
-                <w:sz w:val="18"/>
-                <w:szCs w:val="18"/>
-              </w:rPr>
-              <w:t>. Это обеспечивает физически корректную оценку кривизны для профилей с радиальной симметрией.</w:t>
+              <w:t xml:space="preserve">Разработана программная архитектура на языке </w:t>
+            </w:r>
+            <w:r>
+              <w:rPr>
+                <w:rFonts w:ascii="Times New Roman" w:hAnsi="Times New Roman" w:cs="Times New Roman"/>
+                <w:sz w:val="18"/>
+                <w:szCs w:val="18"/>
+                <w:lang w:val="en-US"/>
+              </w:rPr>
+              <w:t>Python</w:t>
+            </w:r>
+            <w:r>
+              <w:rPr>
+                <w:rFonts w:ascii="Times New Roman" w:hAnsi="Times New Roman" w:cs="Times New Roman"/>
+                <w:sz w:val="18"/>
+                <w:szCs w:val="18"/>
+              </w:rPr>
+              <w:t xml:space="preserve"> </w:t>
+            </w:r>
+            <w:r>
+              <w:rPr>
+                <w:rFonts w:ascii="Times New Roman" w:hAnsi="Times New Roman" w:cs="Times New Roman"/>
+                <w:sz w:val="18"/>
+                <w:szCs w:val="18"/>
+              </w:rPr>
+              <w:t>для решения прямой и обратной задачи намотки.</w:t>
             </w:r>
           </w:p>
           <w:p>
@@ -783,15 +816,7 @@
                 <w:sz w:val="18"/>
                 <w:szCs w:val="18"/>
               </w:rPr>
-              <w:t>Текст методики с аннотацией и списком литературы</w:t>
-            </w:r>
-            <w:r>
-              <w:rPr>
-                <w:rFonts w:ascii="Times New Roman" w:hAnsi="Times New Roman" w:cs="Times New Roman"/>
-                <w:sz w:val="18"/>
-                <w:szCs w:val="18"/>
-              </w:rPr>
-              <w:t>.</w:t>
+              <w:t>Разработана программная реализация расчета линии ТСН методом трассировки с линии укладки на поверхность безопасности</w:t>
             </w:r>
           </w:p>
           <w:p>
@@ -813,48 +838,7 @@
                 <w:sz w:val="18"/>
                 <w:szCs w:val="18"/>
               </w:rPr>
-              <w:t>Программная реализация</w:t>
-            </w:r>
-            <w:r>
-              <w:rPr>
-                <w:rFonts w:ascii="Times New Roman" w:hAnsi="Times New Roman" w:cs="Times New Roman"/>
-                <w:sz w:val="18"/>
-                <w:szCs w:val="18"/>
-              </w:rPr>
-              <w:t xml:space="preserve"> в среде </w:t>
-            </w:r>
-            <w:r>
-              <w:rPr>
-                <w:rFonts w:ascii="Times New Roman" w:hAnsi="Times New Roman" w:cs="Times New Roman"/>
-                <w:sz w:val="18"/>
-                <w:szCs w:val="18"/>
-                <w:lang w:val="en-US"/>
-              </w:rPr>
-              <w:t>Matlab</w:t>
-            </w:r>
-            <w:r>
-              <w:rPr>
-                <w:rFonts w:ascii="Times New Roman" w:hAnsi="Times New Roman" w:cs="Times New Roman"/>
-                <w:sz w:val="18"/>
-                <w:szCs w:val="18"/>
-              </w:rPr>
-              <w:t xml:space="preserve"> </w:t>
-            </w:r>
-            <w:r>
-              <w:rPr>
-                <w:rFonts w:ascii="Times New Roman" w:hAnsi="Times New Roman" w:cs="Times New Roman"/>
-                <w:sz w:val="18"/>
-                <w:szCs w:val="18"/>
-              </w:rPr>
-              <w:t xml:space="preserve">для расчёта параметров  образующих с </w:t>
-            </w:r>
-            <w:r>
-              <w:rPr>
-                <w:rFonts w:ascii="Times New Roman" w:hAnsi="Times New Roman" w:cs="Times New Roman"/>
-                <w:sz w:val="18"/>
-                <w:szCs w:val="18"/>
-              </w:rPr>
-              <w:t>учетом хордальной параметризации в полярной системе координат.</w:t>
+              <w:t xml:space="preserve">Разработана программная реализация расчета обобщенных координат станка по известной ТСН </w:t>
             </w:r>
           </w:p>
           <w:p>
@@ -893,15 +877,55 @@
                 <w:sz w:val="18"/>
                 <w:szCs w:val="18"/>
               </w:rPr>
-              <w:t xml:space="preserve">Материалы п.1 и 2 по состоянию на </w:t>
-            </w:r>
-            <w:r>
-              <w:rPr>
-                <w:rFonts w:ascii="Times New Roman" w:hAnsi="Times New Roman" w:cs="Times New Roman"/>
-                <w:sz w:val="18"/>
-                <w:szCs w:val="18"/>
-              </w:rPr>
-              <w:t>09.04.2026 г.</w:t>
+              <w:t>Материалы п.1</w:t>
+            </w:r>
+            <w:r>
+              <w:rPr>
+                <w:rFonts w:ascii="Times New Roman" w:hAnsi="Times New Roman" w:cs="Times New Roman"/>
+                <w:sz w:val="18"/>
+                <w:szCs w:val="18"/>
+              </w:rPr>
+              <w:t>-3</w:t>
+            </w:r>
+            <w:r>
+              <w:rPr>
+                <w:rFonts w:ascii="Times New Roman" w:hAnsi="Times New Roman" w:cs="Times New Roman"/>
+                <w:sz w:val="18"/>
+                <w:szCs w:val="18"/>
+              </w:rPr>
+              <w:t xml:space="preserve"> по состоянию на </w:t>
+            </w:r>
+            <w:r>
+              <w:rPr>
+                <w:rFonts w:ascii="Times New Roman" w:hAnsi="Times New Roman" w:cs="Times New Roman"/>
+                <w:sz w:val="18"/>
+                <w:szCs w:val="18"/>
+              </w:rPr>
+              <w:t>21</w:t>
+            </w:r>
+            <w:r>
+              <w:rPr>
+                <w:rFonts w:ascii="Times New Roman" w:hAnsi="Times New Roman" w:cs="Times New Roman"/>
+                <w:sz w:val="18"/>
+                <w:szCs w:val="18"/>
+              </w:rPr>
+              <w:t>.0</w:t>
+            </w:r>
+            <w:r>
+              <w:rPr>
+                <w:rFonts w:ascii="Times New Roman" w:hAnsi="Times New Roman" w:cs="Times New Roman"/>
+                <w:sz w:val="18"/>
+                <w:szCs w:val="18"/>
+              </w:rPr>
+              <w:t>5</w:t>
+            </w:r>
+            <w:r>
+              <w:rPr>
+                <w:rFonts w:ascii="Times New Roman" w:hAnsi="Times New Roman" w:cs="Times New Roman"/>
+                <w:sz w:val="18"/>
+                <w:szCs w:val="18"/>
+              </w:rPr>
+              <w:t>.2026 г.</w:t>
             </w:r>
             <w:r>
               <w:rPr>
@@ -941,39 +965,7 @@
                 <w:sz w:val="18"/>
                 <w:szCs w:val="18"/>
               </w:rPr>
-              <w:t>Расчет</w:t>
-            </w:r>
-            <w:r>
-              <w:rPr>
-                <w:rFonts w:ascii="Times New Roman" w:hAnsi="Times New Roman" w:cs="Times New Roman"/>
-                <w:sz w:val="18"/>
-                <w:szCs w:val="18"/>
-              </w:rPr>
-              <w:t xml:space="preserve"> параметрического</w:t>
-            </w:r>
-            <w:r>
-              <w:rPr>
-                <w:rFonts w:ascii="Times New Roman" w:hAnsi="Times New Roman" w:cs="Times New Roman"/>
-                <w:sz w:val="18"/>
-                <w:szCs w:val="18"/>
-              </w:rPr>
-              <w:t xml:space="preserve"> представления</w:t>
-            </w:r>
-            <w:r>
-              <w:rPr>
-                <w:rFonts w:ascii="Times New Roman" w:hAnsi="Times New Roman" w:cs="Times New Roman"/>
-                <w:sz w:val="18"/>
-                <w:szCs w:val="18"/>
-              </w:rPr>
-              <w:t xml:space="preserve"> образующей</w:t>
-            </w:r>
-            <w:r>
-              <w:rPr>
-                <w:rFonts w:ascii="Times New Roman" w:hAnsi="Times New Roman" w:cs="Times New Roman"/>
-                <w:sz w:val="18"/>
-                <w:szCs w:val="18"/>
-              </w:rPr>
-              <w:t xml:space="preserve"> (полярная параметризация)</w:t>
+              <w:t>Численный эксперимент</w:t>
             </w:r>
           </w:p>
         </w:tc>
@@ -995,7 +987,7 @@
                 <w:sz w:val="18"/>
                 <w:szCs w:val="18"/>
               </w:rPr>
-              <w:t>09.03.2026 г.</w:t>
+              <w:t>10.04.2026 г.</w:t>
             </w:r>
             <w:r>
               <w:rPr>
@@ -1012,7 +1004,7 @@
                 <w:szCs w:val="18"/>
               </w:rPr>
               <w:br/>
-              <w:t>09.04.2026 г.</w:t>
+              <w:t>21.05.2026 г.</w:t>
             </w:r>
           </w:p>
         </w:tc>
